--- a/assets/libreoffice_writ_njc/7ad5f702-1121-43f8-8707-b57a0f2f643a/RemotePolicy_L1_03.docx
+++ b/assets/libreoffice_writ_njc/7ad5f702-1121-43f8-8707-b57a0f2f643a/RemotePolicy_L1_03.docx
@@ -226,6 +226,7 @@
         </w:tabs>
         <w:ind w:left="1080" w:hanging="360"/>
       </w:pPr>
+      <w:rPr/>
     </w:lvl>
     <w:lvl w:ilvl="2">
       <w:start w:val="1"/>
@@ -238,6 +239,7 @@
         </w:tabs>
         <w:ind w:left="1440" w:hanging="360"/>
       </w:pPr>
+      <w:rPr/>
     </w:lvl>
     <w:lvl w:ilvl="3">
       <w:start w:val="1"/>
@@ -250,6 +252,7 @@
         </w:tabs>
         <w:ind w:left="1800" w:hanging="360"/>
       </w:pPr>
+      <w:rPr/>
     </w:lvl>
     <w:lvl w:ilvl="4">
       <w:start w:val="1"/>
@@ -262,6 +265,7 @@
         </w:tabs>
         <w:ind w:left="2160" w:hanging="360"/>
       </w:pPr>
+      <w:rPr/>
     </w:lvl>
     <w:lvl w:ilvl="5">
       <w:start w:val="1"/>
@@ -274,6 +278,7 @@
         </w:tabs>
         <w:ind w:left="2520" w:hanging="360"/>
       </w:pPr>
+      <w:rPr/>
     </w:lvl>
     <w:lvl w:ilvl="6">
       <w:start w:val="1"/>
@@ -286,6 +291,7 @@
         </w:tabs>
         <w:ind w:left="2880" w:hanging="360"/>
       </w:pPr>
+      <w:rPr/>
     </w:lvl>
     <w:lvl w:ilvl="7">
       <w:start w:val="1"/>
@@ -298,6 +304,7 @@
         </w:tabs>
         <w:ind w:left="3240" w:hanging="360"/>
       </w:pPr>
+      <w:rPr/>
     </w:lvl>
     <w:lvl w:ilvl="8">
       <w:start w:val="1"/>
@@ -310,6 +317,7 @@
         </w:tabs>
         <w:ind w:left="3600" w:hanging="360"/>
       </w:pPr>
+      <w:rPr/>
     </w:lvl>
   </w:abstractNum>
   <w:abstractNum w:abstractNumId="2">
@@ -339,6 +347,7 @@
         </w:tabs>
         <w:ind w:left="1080" w:hanging="360"/>
       </w:pPr>
+      <w:rPr/>
     </w:lvl>
     <w:lvl w:ilvl="2">
       <w:start w:val="1"/>
@@ -351,6 +360,7 @@
         </w:tabs>
         <w:ind w:left="1440" w:hanging="360"/>
       </w:pPr>
+      <w:rPr/>
     </w:lvl>
     <w:lvl w:ilvl="3">
       <w:start w:val="1"/>
@@ -363,6 +373,7 @@
         </w:tabs>
         <w:ind w:left="1800" w:hanging="360"/>
       </w:pPr>
+      <w:rPr/>
     </w:lvl>
     <w:lvl w:ilvl="4">
       <w:start w:val="1"/>
@@ -375,6 +386,7 @@
         </w:tabs>
         <w:ind w:left="2160" w:hanging="360"/>
       </w:pPr>
+      <w:rPr/>
     </w:lvl>
     <w:lvl w:ilvl="5">
       <w:start w:val="1"/>
@@ -387,6 +399,7 @@
         </w:tabs>
         <w:ind w:left="2520" w:hanging="360"/>
       </w:pPr>
+      <w:rPr/>
     </w:lvl>
     <w:lvl w:ilvl="6">
       <w:start w:val="1"/>
@@ -399,6 +412,7 @@
         </w:tabs>
         <w:ind w:left="2880" w:hanging="360"/>
       </w:pPr>
+      <w:rPr/>
     </w:lvl>
     <w:lvl w:ilvl="7">
       <w:start w:val="1"/>
@@ -411,6 +425,7 @@
         </w:tabs>
         <w:ind w:left="3240" w:hanging="360"/>
       </w:pPr>
+      <w:rPr/>
     </w:lvl>
     <w:lvl w:ilvl="8">
       <w:start w:val="1"/>
@@ -423,6 +438,7 @@
         </w:tabs>
         <w:ind w:left="3600" w:hanging="360"/>
       </w:pPr>
+      <w:rPr/>
     </w:lvl>
   </w:abstractNum>
   <w:abstractNum w:abstractNumId="3">
@@ -452,6 +468,7 @@
         </w:tabs>
         <w:ind w:left="1080" w:hanging="360"/>
       </w:pPr>
+      <w:rPr/>
     </w:lvl>
     <w:lvl w:ilvl="2">
       <w:start w:val="1"/>
@@ -464,6 +481,7 @@
         </w:tabs>
         <w:ind w:left="1440" w:hanging="360"/>
       </w:pPr>
+      <w:rPr/>
     </w:lvl>
     <w:lvl w:ilvl="3">
       <w:start w:val="1"/>
@@ -476,6 +494,7 @@
         </w:tabs>
         <w:ind w:left="1800" w:hanging="360"/>
       </w:pPr>
+      <w:rPr/>
     </w:lvl>
     <w:lvl w:ilvl="4">
       <w:start w:val="1"/>
@@ -488,6 +507,7 @@
         </w:tabs>
         <w:ind w:left="2160" w:hanging="360"/>
       </w:pPr>
+      <w:rPr/>
     </w:lvl>
     <w:lvl w:ilvl="5">
       <w:start w:val="1"/>
@@ -500,6 +520,7 @@
         </w:tabs>
         <w:ind w:left="2520" w:hanging="360"/>
       </w:pPr>
+      <w:rPr/>
     </w:lvl>
     <w:lvl w:ilvl="6">
       <w:start w:val="1"/>
@@ -512,6 +533,7 @@
         </w:tabs>
         <w:ind w:left="2880" w:hanging="360"/>
       </w:pPr>
+      <w:rPr/>
     </w:lvl>
     <w:lvl w:ilvl="7">
       <w:start w:val="1"/>
@@ -524,6 +546,7 @@
         </w:tabs>
         <w:ind w:left="3240" w:hanging="360"/>
       </w:pPr>
+      <w:rPr/>
     </w:lvl>
     <w:lvl w:ilvl="8">
       <w:start w:val="1"/>
@@ -536,6 +559,7 @@
         </w:tabs>
         <w:ind w:left="3600" w:hanging="360"/>
       </w:pPr>
+      <w:rPr/>
     </w:lvl>
   </w:abstractNum>
   <w:abstractNum w:abstractNumId="4">
@@ -563,6 +587,7 @@
         </w:tabs>
         <w:ind w:left="1080" w:hanging="360"/>
       </w:pPr>
+      <w:rPr/>
     </w:lvl>
     <w:lvl w:ilvl="2">
       <w:start w:val="1"/>
@@ -575,6 +600,7 @@
         </w:tabs>
         <w:ind w:left="1440" w:hanging="360"/>
       </w:pPr>
+      <w:rPr/>
     </w:lvl>
     <w:lvl w:ilvl="3">
       <w:start w:val="1"/>
@@ -587,6 +613,7 @@
         </w:tabs>
         <w:ind w:left="1800" w:hanging="360"/>
       </w:pPr>
+      <w:rPr/>
     </w:lvl>
     <w:lvl w:ilvl="4">
       <w:start w:val="1"/>
@@ -599,6 +626,7 @@
         </w:tabs>
         <w:ind w:left="2160" w:hanging="360"/>
       </w:pPr>
+      <w:rPr/>
     </w:lvl>
     <w:lvl w:ilvl="5">
       <w:start w:val="1"/>
@@ -611,6 +639,7 @@
         </w:tabs>
         <w:ind w:left="2520" w:hanging="360"/>
       </w:pPr>
+      <w:rPr/>
     </w:lvl>
     <w:lvl w:ilvl="6">
       <w:start w:val="1"/>
@@ -623,6 +652,7 @@
         </w:tabs>
         <w:ind w:left="2880" w:hanging="360"/>
       </w:pPr>
+      <w:rPr/>
     </w:lvl>
     <w:lvl w:ilvl="7">
       <w:start w:val="1"/>
@@ -635,6 +665,7 @@
         </w:tabs>
         <w:ind w:left="3240" w:hanging="360"/>
       </w:pPr>
+      <w:rPr/>
     </w:lvl>
     <w:lvl w:ilvl="8">
       <w:start w:val="1"/>
@@ -647,6 +678,7 @@
         </w:tabs>
         <w:ind w:left="3600" w:hanging="360"/>
       </w:pPr>
+      <w:rPr/>
     </w:lvl>
   </w:abstractNum>
   <w:abstractNum w:abstractNumId="5">
@@ -674,6 +706,7 @@
         </w:tabs>
         <w:ind w:left="1080" w:hanging="360"/>
       </w:pPr>
+      <w:rPr/>
     </w:lvl>
     <w:lvl w:ilvl="2">
       <w:start w:val="1"/>
@@ -686,6 +719,7 @@
         </w:tabs>
         <w:ind w:left="1440" w:hanging="360"/>
       </w:pPr>
+      <w:rPr/>
     </w:lvl>
     <w:lvl w:ilvl="3">
       <w:start w:val="1"/>
@@ -698,6 +732,7 @@
         </w:tabs>
         <w:ind w:left="1800" w:hanging="360"/>
       </w:pPr>
+      <w:rPr/>
     </w:lvl>
     <w:lvl w:ilvl="4">
       <w:start w:val="1"/>
@@ -710,6 +745,7 @@
         </w:tabs>
         <w:ind w:left="2160" w:hanging="360"/>
       </w:pPr>
+      <w:rPr/>
     </w:lvl>
     <w:lvl w:ilvl="5">
       <w:start w:val="1"/>
@@ -722,6 +758,7 @@
         </w:tabs>
         <w:ind w:left="2520" w:hanging="360"/>
       </w:pPr>
+      <w:rPr/>
     </w:lvl>
     <w:lvl w:ilvl="6">
       <w:start w:val="1"/>
@@ -734,6 +771,7 @@
         </w:tabs>
         <w:ind w:left="2880" w:hanging="360"/>
       </w:pPr>
+      <w:rPr/>
     </w:lvl>
     <w:lvl w:ilvl="7">
       <w:start w:val="1"/>
@@ -746,6 +784,7 @@
         </w:tabs>
         <w:ind w:left="3240" w:hanging="360"/>
       </w:pPr>
+      <w:rPr/>
     </w:lvl>
     <w:lvl w:ilvl="8">
       <w:start w:val="1"/>
@@ -758,6 +797,7 @@
         </w:tabs>
         <w:ind w:left="3600" w:hanging="360"/>
       </w:pPr>
+      <w:rPr/>
     </w:lvl>
   </w:abstractNum>
   <w:abstractNum w:abstractNumId="6">
@@ -785,6 +825,7 @@
         </w:tabs>
         <w:ind w:left="1080" w:hanging="360"/>
       </w:pPr>
+      <w:rPr/>
     </w:lvl>
     <w:lvl w:ilvl="2">
       <w:start w:val="1"/>
@@ -797,6 +838,7 @@
         </w:tabs>
         <w:ind w:left="1440" w:hanging="360"/>
       </w:pPr>
+      <w:rPr/>
     </w:lvl>
     <w:lvl w:ilvl="3">
       <w:start w:val="1"/>
@@ -809,6 +851,7 @@
         </w:tabs>
         <w:ind w:left="1800" w:hanging="360"/>
       </w:pPr>
+      <w:rPr/>
     </w:lvl>
     <w:lvl w:ilvl="4">
       <w:start w:val="1"/>
@@ -821,6 +864,7 @@
         </w:tabs>
         <w:ind w:left="2160" w:hanging="360"/>
       </w:pPr>
+      <w:rPr/>
     </w:lvl>
     <w:lvl w:ilvl="5">
       <w:start w:val="1"/>
@@ -833,6 +877,7 @@
         </w:tabs>
         <w:ind w:left="2520" w:hanging="360"/>
       </w:pPr>
+      <w:rPr/>
     </w:lvl>
     <w:lvl w:ilvl="6">
       <w:start w:val="1"/>
@@ -845,6 +890,7 @@
         </w:tabs>
         <w:ind w:left="2880" w:hanging="360"/>
       </w:pPr>
+      <w:rPr/>
     </w:lvl>
     <w:lvl w:ilvl="7">
       <w:start w:val="1"/>
@@ -857,6 +903,7 @@
         </w:tabs>
         <w:ind w:left="3240" w:hanging="360"/>
       </w:pPr>
+      <w:rPr/>
     </w:lvl>
     <w:lvl w:ilvl="8">
       <w:start w:val="1"/>
@@ -869,6 +916,7 @@
         </w:tabs>
         <w:ind w:left="3600" w:hanging="360"/>
       </w:pPr>
+      <w:rPr/>
     </w:lvl>
   </w:abstractNum>
   <w:abstractNum w:abstractNumId="7">
@@ -1176,6 +1224,7 @@
     <w:rsid w:val="00fc693f"/>
     <w:pPr>
       <w:widowControl/>
+      <w:suppressAutoHyphens w:val="true"/>
       <w:bidi w:val="0"/>
       <w:spacing w:lineRule="auto" w:line="276" w:before="0" w:after="200"/>
       <w:jc w:val="left"/>
@@ -1778,7 +1827,9 @@
     <w:pPr>
       <w:spacing w:before="0" w:after="120"/>
     </w:pPr>
-    <w:rPr/>
+    <w:rPr>
+      <w:rFonts w:ascii="arial" w:hAnsi="arial"/>
+    </w:rPr>
   </w:style>
   <w:style w:type="paragraph" w:styleId="List">
     <w:name w:val="List"/>
@@ -1868,6 +1919,7 @@
     <w:rsid w:val="00fc693f"/>
     <w:pPr>
       <w:widowControl/>
+      <w:suppressAutoHyphens w:val="true"/>
       <w:bidi w:val="0"/>
       <w:spacing w:lineRule="auto" w:line="240" w:before="0" w:after="0"/>
       <w:jc w:val="left"/>
@@ -1966,24 +2018,29 @@
       <w:szCs w:val="16"/>
     </w:rPr>
   </w:style>
-  <w:style w:type="paragraph" w:styleId="List2">
+  <w:style w:type="paragraph" w:styleId="ListBullet3">
     <w:name w:val="List Bullet 3"/>
     <w:basedOn w:val="Normal"/>
     <w:uiPriority w:val="99"/>
     <w:unhideWhenUsed/>
+    <w:qFormat/>
     <w:rsid w:val="00326f90"/>
     <w:pPr>
+      <w:numPr>
+        <w:ilvl w:val="0"/>
+        <w:numId w:val="3"/>
+      </w:numPr>
       <w:spacing w:before="0" w:after="200"/>
-      <w:ind w:left="720" w:hanging="360"/>
       <w:contextualSpacing/>
     </w:pPr>
     <w:rPr/>
   </w:style>
-  <w:style w:type="paragraph" w:styleId="List3">
+  <w:style w:type="paragraph" w:styleId="ListBullet4">
     <w:name w:val="List Bullet 4"/>
     <w:basedOn w:val="Normal"/>
     <w:uiPriority w:val="99"/>
     <w:unhideWhenUsed/>
+    <w:qFormat/>
     <w:rsid w:val="00326f90"/>
     <w:pPr>
       <w:spacing w:before="0" w:after="200"/>
@@ -2020,23 +2077,6 @@
       <w:numPr>
         <w:ilvl w:val="0"/>
         <w:numId w:val="2"/>
-      </w:numPr>
-      <w:spacing w:before="0" w:after="200"/>
-      <w:contextualSpacing/>
-    </w:pPr>
-    <w:rPr/>
-  </w:style>
-  <w:style w:type="paragraph" w:styleId="ListBullet3">
-    <w:name w:val="List Bullet 3"/>
-    <w:basedOn w:val="Normal"/>
-    <w:uiPriority w:val="99"/>
-    <w:unhideWhenUsed/>
-    <w:qFormat/>
-    <w:rsid w:val="00326f90"/>
-    <w:pPr>
-      <w:numPr>
-        <w:ilvl w:val="0"/>
-        <w:numId w:val="3"/>
       </w:numPr>
       <w:spacing w:before="0" w:after="200"/>
       <w:contextualSpacing/>
@@ -2155,6 +2195,7 @@
         <w:tab w:val="left" w:pos="3456" w:leader="none"/>
         <w:tab w:val="left" w:pos="4032" w:leader="none"/>
       </w:tabs>
+      <w:suppressAutoHyphens w:val="true"/>
       <w:bidi w:val="0"/>
       <w:spacing w:lineRule="auto" w:line="276" w:before="0" w:after="200"/>
       <w:jc w:val="left"/>
